--- a/ICT80004-Internship_Project/Weekly Communication Updates/ICT80004-Weekly Communication Form_Week_#04.docx
+++ b/ICT80004-Internship_Project/Weekly Communication Updates/ICT80004-Weekly Communication Form_Week_#04.docx
@@ -335,7 +335,7 @@
           </mc:Choice>
           <mc:Fallback>
             <w:pict>
-              <v:group w14:anchorId="3C7BED97" id="Group 2" o:spid="_x0000_s1026" style="width:208.35pt;height:.75pt;mso-position-horizontal-relative:char;mso-position-vertical-relative:line" coordsize="26460,95" o:gfxdata="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">
+              <v:group w14:anchorId="0EA37CA2" id="Group 2" o:spid="_x0000_s1026" style="width:208.35pt;height:.75pt;mso-position-horizontal-relative:char;mso-position-vertical-relative:line" coordsize="26460,95" o:gfxdata="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">
                 <v:shape id="Graphic 3" o:spid="_x0000_s1027" style="position:absolute;top:45;width:26460;height:13;visibility:visible;mso-wrap-style:square;v-text-anchor:top" coordsize="2646045,1270" o:gfxdata="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" path="m,l560834,em557749,r768062,em1322727,r838166,em2157808,r487645,e" filled="f" strokeweight=".25314mm">
                   <v:path arrowok="t"/>
                 </v:shape>
@@ -501,7 +501,7 @@
           </mc:Choice>
           <mc:Fallback>
             <w:pict>
-              <v:shape w14:anchorId="18A8CA0F" id="Graphic 4" o:spid="_x0000_s1026" style="position:absolute;margin-left:405.95pt;margin-top:-13.4pt;width:109.8pt;height:.1pt;z-index:251654656;visibility:visible;mso-wrap-style:square;mso-wrap-distance-left:0;mso-wrap-distance-top:0;mso-wrap-distance-right:0;mso-wrap-distance-bottom:0;mso-position-horizontal:absolute;mso-position-horizontal-relative:page;mso-position-vertical:absolute;mso-position-vertical-relative:text;v-text-anchor:top" coordsize="1394460,1270" o:gfxdata="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" path="m,l139647,em140068,l1394368,e" filled="f" strokeweight=".25314mm">
+              <v:shape w14:anchorId="3904A336" id="Graphic 4" o:spid="_x0000_s1026" style="position:absolute;margin-left:405.95pt;margin-top:-13.4pt;width:109.8pt;height:.1pt;z-index:251654656;visibility:visible;mso-wrap-style:square;mso-wrap-distance-left:0;mso-wrap-distance-top:0;mso-wrap-distance-right:0;mso-wrap-distance-bottom:0;mso-position-horizontal:absolute;mso-position-horizontal-relative:page;mso-position-vertical:absolute;mso-position-vertical-relative:text;v-text-anchor:top" coordsize="1394460,1270" o:gfxdata="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" path="m,l139647,em140068,l1394368,e" filled="f" strokeweight=".25314mm">
                 <v:path arrowok="t"/>
                 <w10:wrap anchorx="page"/>
               </v:shape>
@@ -732,7 +732,7 @@
           </mc:Choice>
           <mc:Fallback>
             <w:pict>
-              <v:shape w14:anchorId="4B1F2161" id="Graphic 5" o:spid="_x0000_s1026" style="position:absolute;margin-left:164.25pt;margin-top:25.35pt;width:208.35pt;height:.1pt;z-index:251655680;visibility:visible;mso-wrap-style:square;mso-wrap-distance-left:0;mso-wrap-distance-top:0;mso-wrap-distance-right:0;mso-wrap-distance-bottom:0;mso-position-horizontal:absolute;mso-position-horizontal-relative:page;mso-position-vertical:absolute;mso-position-vertical-relative:text;v-text-anchor:top" coordsize="2646045,1270" o:gfxdata="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" path="m,l560834,em557749,l978374,em975289,l2645453,e" filled="f" strokeweight=".25314mm">
+              <v:shape w14:anchorId="7F0BABFB" id="Graphic 5" o:spid="_x0000_s1026" style="position:absolute;margin-left:164.25pt;margin-top:25.35pt;width:208.35pt;height:.1pt;z-index:251655680;visibility:visible;mso-wrap-style:square;mso-wrap-distance-left:0;mso-wrap-distance-top:0;mso-wrap-distance-right:0;mso-wrap-distance-bottom:0;mso-position-horizontal:absolute;mso-position-horizontal-relative:page;mso-position-vertical:absolute;mso-position-vertical-relative:text;v-text-anchor:top" coordsize="2646045,1270" o:gfxdata="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" path="m,l560834,em557749,l978374,em975289,l2645453,e" filled="f" strokeweight=".25314mm">
                 <v:path arrowok="t"/>
                 <w10:wrap anchorx="page"/>
               </v:shape>
@@ -814,7 +814,7 @@
           </mc:Choice>
           <mc:Fallback>
             <w:pict>
-              <v:shape w14:anchorId="2E89AB35" id="Graphic 6" o:spid="_x0000_s1026" style="position:absolute;margin-left:478.65pt;margin-top:52.2pt;width:38.5pt;height:.1pt;z-index:251657728;visibility:visible;mso-wrap-style:square;mso-wrap-distance-left:0;mso-wrap-distance-top:0;mso-wrap-distance-right:0;mso-wrap-distance-bottom:0;mso-position-horizontal:absolute;mso-position-horizontal-relative:page;mso-position-vertical:absolute;mso-position-vertical-relative:text;v-text-anchor:top" coordsize="488950,1270" o:gfxdata="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" path="m,l488765,e" filled="f" strokeweight=".25314mm">
+              <v:shape w14:anchorId="54E8F344" id="Graphic 6" o:spid="_x0000_s1026" style="position:absolute;margin-left:478.65pt;margin-top:52.2pt;width:38.5pt;height:.1pt;z-index:251657728;visibility:visible;mso-wrap-style:square;mso-wrap-distance-left:0;mso-wrap-distance-top:0;mso-wrap-distance-right:0;mso-wrap-distance-bottom:0;mso-position-horizontal:absolute;mso-position-horizontal-relative:page;mso-position-vertical:absolute;mso-position-vertical-relative:text;v-text-anchor:top" coordsize="488950,1270" o:gfxdata="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" path="m,l488765,e" filled="f" strokeweight=".25314mm">
                 <v:path arrowok="t"/>
                 <w10:wrap anchorx="page"/>
               </v:shape>
@@ -996,7 +996,7 @@
           </mc:Choice>
           <mc:Fallback>
             <w:pict>
-              <v:shape w14:anchorId="1C4FE0D9" id="Graphic 7" o:spid="_x0000_s1026" style="position:absolute;margin-left:164.25pt;margin-top:11.9pt;width:208.35pt;height:.1pt;z-index:251656704;visibility:visible;mso-wrap-style:square;mso-wrap-distance-left:0;mso-wrap-distance-top:0;mso-wrap-distance-right:0;mso-wrap-distance-bottom:0;mso-position-horizontal:absolute;mso-position-horizontal-relative:page;mso-position-vertical:absolute;mso-position-vertical-relative:text;v-text-anchor:top" coordsize="2646045,1270" o:gfxdata="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" path="m,l560834,em557749,l2645815,e" filled="f" strokeweight=".25314mm">
+              <v:shape w14:anchorId="67B7D29F" id="Graphic 7" o:spid="_x0000_s1026" style="position:absolute;margin-left:164.25pt;margin-top:11.9pt;width:208.35pt;height:.1pt;z-index:251656704;visibility:visible;mso-wrap-style:square;mso-wrap-distance-left:0;mso-wrap-distance-top:0;mso-wrap-distance-right:0;mso-wrap-distance-bottom:0;mso-position-horizontal:absolute;mso-position-horizontal-relative:page;mso-position-vertical:absolute;mso-position-vertical-relative:text;v-text-anchor:top" coordsize="2646045,1270" o:gfxdata="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" path="m,l560834,em557749,l2645815,e" filled="f" strokeweight=".25314mm">
                 <v:path arrowok="t"/>
                 <w10:wrap anchorx="page"/>
               </v:shape>
@@ -1464,7 +1464,25 @@
                 <w:sz w:val="23"/>
                 <w:szCs w:val="23"/>
               </w:rPr>
-              <w:t>Recorded fixes and behaviours for integer overflow, null pointer dereference, and array index out of bounds.</w:t>
+              <w:t xml:space="preserve">Recorded fixes and behaviours for integer overflow, null pointer </w:t>
+            </w:r>
+            <w:r>
+              <w:rPr>
+                <w:rFonts w:ascii="Calibri" w:hAnsi="Calibri" w:cs="Calibri"/>
+                <w:color w:val="222222"/>
+                <w:sz w:val="23"/>
+                <w:szCs w:val="23"/>
+              </w:rPr>
+              <w:t>dereferences</w:t>
+            </w:r>
+            <w:r>
+              <w:rPr>
+                <w:rFonts w:ascii="Calibri" w:hAnsi="Calibri" w:cs="Calibri"/>
+                <w:color w:val="222222"/>
+                <w:sz w:val="23"/>
+                <w:szCs w:val="23"/>
+              </w:rPr>
+              <w:t>, and array index out of bounds.</w:t>
             </w:r>
           </w:p>
           <w:p>
@@ -1877,7 +1895,7 @@
           </mc:Choice>
           <mc:Fallback>
             <w:pict>
-              <v:shape w14:anchorId="5F1290F5" id="Graphic 8" o:spid="_x0000_s1026" style="position:absolute;margin-left:240.15pt;margin-top:25.9pt;width:99.4pt;height:.1pt;z-index:251658752;visibility:visible;mso-wrap-style:square;mso-wrap-distance-left:0;mso-wrap-distance-top:0;mso-wrap-distance-right:0;mso-wrap-distance-bottom:0;mso-position-horizontal:absolute;mso-position-horizontal-relative:page;mso-position-vertical:absolute;mso-position-vertical-relative:text;v-text-anchor:top" coordsize="1262380,1270" o:gfxdata="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" path="m,l1261853,e" filled="f" strokeweight=".25314mm">
+              <v:shape w14:anchorId="2F942336" id="Graphic 8" o:spid="_x0000_s1026" style="position:absolute;margin-left:240.15pt;margin-top:25.9pt;width:99.4pt;height:.1pt;z-index:251658752;visibility:visible;mso-wrap-style:square;mso-wrap-distance-left:0;mso-wrap-distance-top:0;mso-wrap-distance-right:0;mso-wrap-distance-bottom:0;mso-position-horizontal:absolute;mso-position-horizontal-relative:page;mso-position-vertical:absolute;mso-position-vertical-relative:text;v-text-anchor:top" coordsize="1262380,1270" o:gfxdata="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" path="m,l1261853,e" filled="f" strokeweight=".25314mm">
                 <v:path arrowok="t"/>
                 <w10:wrap anchorx="page"/>
               </v:shape>
@@ -2196,11 +2214,19 @@
                                 <w:rFonts w:asciiTheme="minorHAnsi" w:hAnsiTheme="minorHAnsi" w:cstheme="minorHAnsi"/>
                               </w:rPr>
                             </w:pPr>
+                            <w:proofErr w:type="gramStart"/>
                             <w:r>
                               <w:rPr>
                                 <w:rFonts w:asciiTheme="minorHAnsi" w:hAnsiTheme="minorHAnsi" w:cstheme="minorHAnsi"/>
                               </w:rPr>
-                              <w:t>  Prepare a summary presentation of results and taxonomy progress for discussion in the next review meeting.</w:t>
+                              <w:t>  Prepare</w:t>
+                            </w:r>
+                            <w:proofErr w:type="gramEnd"/>
+                            <w:r>
+                              <w:rPr>
+                                <w:rFonts w:asciiTheme="minorHAnsi" w:hAnsiTheme="minorHAnsi" w:cstheme="minorHAnsi"/>
+                              </w:rPr>
+                              <w:t xml:space="preserve"> a summary presentation of results and taxonomy progress for discussion in the next review meeting.</w:t>
                             </w:r>
                           </w:p>
                           <w:p>
@@ -2319,11 +2345,19 @@
                           <w:rFonts w:asciiTheme="minorHAnsi" w:hAnsiTheme="minorHAnsi" w:cstheme="minorHAnsi"/>
                         </w:rPr>
                       </w:pPr>
+                      <w:proofErr w:type="gramStart"/>
                       <w:r>
                         <w:rPr>
                           <w:rFonts w:asciiTheme="minorHAnsi" w:hAnsiTheme="minorHAnsi" w:cstheme="minorHAnsi"/>
                         </w:rPr>
-                        <w:t>  Prepare a summary presentation of results and taxonomy progress for discussion in the next review meeting.</w:t>
+                        <w:t>  Prepare</w:t>
+                      </w:r>
+                      <w:proofErr w:type="gramEnd"/>
+                      <w:r>
+                        <w:rPr>
+                          <w:rFonts w:asciiTheme="minorHAnsi" w:hAnsiTheme="minorHAnsi" w:cstheme="minorHAnsi"/>
+                        </w:rPr>
+                        <w:t xml:space="preserve"> a summary presentation of results and taxonomy progress for discussion in the next review meeting.</w:t>
                       </w:r>
                     </w:p>
                     <w:p>
@@ -2346,6 +2380,423 @@
           </mc:Fallback>
         </mc:AlternateContent>
       </w:r>
+    </w:p>
+    <w:p>
+      <w:pPr>
+        <w:pStyle w:val="BodyText"/>
+        <w:spacing w:line="276" w:lineRule="auto"/>
+        <w:ind w:right="-29"/>
+        <w:rPr>
+          <w:b/>
+          <w:bCs/>
+          <w:sz w:val="20"/>
+        </w:rPr>
+      </w:pPr>
+    </w:p>
+    <w:p>
+      <w:pPr>
+        <w:pStyle w:val="BodyText"/>
+        <w:jc w:val="center"/>
+        <w:rPr>
+          <w:b/>
+          <w:bCs/>
+          <w:sz w:val="20"/>
+        </w:rPr>
+      </w:pPr>
+    </w:p>
+    <w:p>
+      <w:pPr>
+        <w:pStyle w:val="BodyText"/>
+        <w:jc w:val="center"/>
+        <w:rPr>
+          <w:b/>
+          <w:bCs/>
+          <w:sz w:val="20"/>
+        </w:rPr>
+      </w:pPr>
+      <w:r>
+        <w:rPr>
+          <w:b/>
+          <w:bCs/>
+          <w:sz w:val="20"/>
+        </w:rPr>
+        <w:t>Acknowledgment / Appreciation mail from supervisor for work done for week #01 – week #03</w:t>
+      </w:r>
+    </w:p>
+    <w:p>
+      <w:pPr>
+        <w:pStyle w:val="BodyText"/>
+        <w:jc w:val="center"/>
+        <w:rPr>
+          <w:b/>
+          <w:bCs/>
+          <w:sz w:val="20"/>
+        </w:rPr>
+      </w:pPr>
+    </w:p>
+    <w:p>
+      <w:pPr>
+        <w:pStyle w:val="BodyText"/>
+        <w:jc w:val="center"/>
+        <w:rPr>
+          <w:b/>
+          <w:bCs/>
+          <w:sz w:val="20"/>
+        </w:rPr>
+      </w:pPr>
+      <w:r>
+        <w:rPr>
+          <w:b/>
+          <w:bCs/>
+          <w:sz w:val="20"/>
+        </w:rPr>
+        <w:drawing>
+          <wp:inline distT="0" distB="0" distL="0" distR="0" wp14:anchorId="6B26B21C" wp14:editId="711E2BC5">
+            <wp:extent cx="5943600" cy="2020570"/>
+            <wp:effectExtent l="0" t="0" r="0" b="0"/>
+            <wp:docPr id="1470780936" name="Picture 1"/>
+            <wp:cNvGraphicFramePr>
+              <a:graphicFrameLocks xmlns:a="http://schemas.openxmlformats.org/drawingml/2006/main" noChangeAspect="1"/>
+            </wp:cNvGraphicFramePr>
+            <a:graphic xmlns:a="http://schemas.openxmlformats.org/drawingml/2006/main">
+              <a:graphicData uri="http://schemas.openxmlformats.org/drawingml/2006/picture">
+                <pic:pic xmlns:pic="http://schemas.openxmlformats.org/drawingml/2006/picture">
+                  <pic:nvPicPr>
+                    <pic:cNvPr id="1470780936" name=""/>
+                    <pic:cNvPicPr/>
+                  </pic:nvPicPr>
+                  <pic:blipFill>
+                    <a:blip r:embed="rId6"/>
+                    <a:stretch>
+                      <a:fillRect/>
+                    </a:stretch>
+                  </pic:blipFill>
+                  <pic:spPr>
+                    <a:xfrm>
+                      <a:off x="0" y="0"/>
+                      <a:ext cx="5943600" cy="2020570"/>
+                    </a:xfrm>
+                    <a:prstGeom prst="rect">
+                      <a:avLst/>
+                    </a:prstGeom>
+                  </pic:spPr>
+                </pic:pic>
+              </a:graphicData>
+            </a:graphic>
+          </wp:inline>
+        </w:drawing>
+      </w:r>
+    </w:p>
+    <w:p>
+      <w:pPr>
+        <w:pStyle w:val="BodyText"/>
+        <w:jc w:val="center"/>
+        <w:rPr>
+          <w:b/>
+          <w:bCs/>
+          <w:sz w:val="20"/>
+        </w:rPr>
+      </w:pPr>
+    </w:p>
+    <w:p>
+      <w:pPr>
+        <w:pStyle w:val="BodyText"/>
+        <w:jc w:val="center"/>
+        <w:rPr>
+          <w:b/>
+          <w:bCs/>
+          <w:sz w:val="20"/>
+        </w:rPr>
+      </w:pPr>
+    </w:p>
+    <w:p>
+      <w:pPr>
+        <w:pStyle w:val="BodyText"/>
+        <w:jc w:val="center"/>
+        <w:rPr>
+          <w:b/>
+          <w:bCs/>
+          <w:sz w:val="24"/>
+          <w:szCs w:val="24"/>
+        </w:rPr>
+      </w:pPr>
+      <w:r>
+        <w:rPr>
+          <w:b/>
+          <w:bCs/>
+          <w:sz w:val="24"/>
+          <w:szCs w:val="24"/>
+        </w:rPr>
+        <w:t>Screenshot of Timely EMAIL communication update to the Supervisor at the end of week #</w:t>
+      </w:r>
+      <w:r>
+        <w:rPr>
+          <w:b/>
+          <w:bCs/>
+          <w:sz w:val="24"/>
+          <w:szCs w:val="24"/>
+        </w:rPr>
+        <w:t>04</w:t>
+      </w:r>
+      <w:r>
+        <w:rPr>
+          <w:b/>
+          <w:bCs/>
+          <w:sz w:val="24"/>
+          <w:szCs w:val="24"/>
+        </w:rPr>
+        <w:t xml:space="preserve"> sent on </w:t>
+      </w:r>
+      <w:r>
+        <w:rPr>
+          <w:b/>
+          <w:bCs/>
+          <w:sz w:val="24"/>
+          <w:szCs w:val="24"/>
+        </w:rPr>
+        <w:t>29</w:t>
+      </w:r>
+      <w:r>
+        <w:rPr>
+          <w:b/>
+          <w:bCs/>
+          <w:sz w:val="24"/>
+          <w:szCs w:val="24"/>
+        </w:rPr>
+        <w:t xml:space="preserve"> August 2025 Friday at </w:t>
+      </w:r>
+      <w:r>
+        <w:rPr>
+          <w:b/>
+          <w:bCs/>
+          <w:sz w:val="24"/>
+          <w:szCs w:val="24"/>
+        </w:rPr>
+        <w:t>3:00</w:t>
+      </w:r>
+      <w:r>
+        <w:rPr>
+          <w:b/>
+          <w:bCs/>
+          <w:sz w:val="24"/>
+          <w:szCs w:val="24"/>
+        </w:rPr>
+        <w:t xml:space="preserve"> PM (1</w:t>
+      </w:r>
+      <w:r>
+        <w:rPr>
+          <w:b/>
+          <w:bCs/>
+          <w:sz w:val="24"/>
+          <w:szCs w:val="24"/>
+        </w:rPr>
+        <w:t>5:00</w:t>
+      </w:r>
+      <w:r>
+        <w:rPr>
+          <w:b/>
+          <w:bCs/>
+          <w:sz w:val="24"/>
+          <w:szCs w:val="24"/>
+        </w:rPr>
+        <w:t>).</w:t>
+      </w:r>
+    </w:p>
+    <w:p>
+      <w:pPr>
+        <w:pStyle w:val="BodyText"/>
+        <w:jc w:val="center"/>
+        <w:rPr>
+          <w:b/>
+          <w:bCs/>
+          <w:sz w:val="20"/>
+        </w:rPr>
+      </w:pPr>
+    </w:p>
+    <w:p>
+      <w:pPr>
+        <w:pStyle w:val="BodyText"/>
+        <w:jc w:val="center"/>
+        <w:rPr>
+          <w:b/>
+          <w:bCs/>
+          <w:sz w:val="20"/>
+        </w:rPr>
+      </w:pPr>
+      <w:r>
+        <w:rPr>
+          <w:b/>
+          <w:bCs/>
+          <w:sz w:val="20"/>
+        </w:rPr>
+        <w:drawing>
+          <wp:inline distT="0" distB="0" distL="0" distR="0" wp14:anchorId="7EDE488B" wp14:editId="6EB7DC75">
+            <wp:extent cx="5943600" cy="2133600"/>
+            <wp:effectExtent l="0" t="0" r="0" b="0"/>
+            <wp:docPr id="810166124" name="Picture 1"/>
+            <wp:cNvGraphicFramePr>
+              <a:graphicFrameLocks xmlns:a="http://schemas.openxmlformats.org/drawingml/2006/main" noChangeAspect="1"/>
+            </wp:cNvGraphicFramePr>
+            <a:graphic xmlns:a="http://schemas.openxmlformats.org/drawingml/2006/main">
+              <a:graphicData uri="http://schemas.openxmlformats.org/drawingml/2006/picture">
+                <pic:pic xmlns:pic="http://schemas.openxmlformats.org/drawingml/2006/picture">
+                  <pic:nvPicPr>
+                    <pic:cNvPr id="810166124" name=""/>
+                    <pic:cNvPicPr/>
+                  </pic:nvPicPr>
+                  <pic:blipFill>
+                    <a:blip r:embed="rId7"/>
+                    <a:stretch>
+                      <a:fillRect/>
+                    </a:stretch>
+                  </pic:blipFill>
+                  <pic:spPr>
+                    <a:xfrm>
+                      <a:off x="0" y="0"/>
+                      <a:ext cx="5943600" cy="2133600"/>
+                    </a:xfrm>
+                    <a:prstGeom prst="rect">
+                      <a:avLst/>
+                    </a:prstGeom>
+                  </pic:spPr>
+                </pic:pic>
+              </a:graphicData>
+            </a:graphic>
+          </wp:inline>
+        </w:drawing>
+      </w:r>
+    </w:p>
+    <w:p>
+      <w:pPr>
+        <w:pStyle w:val="BodyText"/>
+        <w:jc w:val="center"/>
+        <w:rPr>
+          <w:b/>
+          <w:bCs/>
+          <w:sz w:val="20"/>
+        </w:rPr>
+      </w:pPr>
+    </w:p>
+    <w:p>
+      <w:pPr>
+        <w:pStyle w:val="BodyText"/>
+        <w:spacing w:line="276" w:lineRule="auto"/>
+        <w:ind w:right="-29"/>
+        <w:rPr>
+          <w:b/>
+          <w:bCs/>
+          <w:sz w:val="20"/>
+        </w:rPr>
+      </w:pPr>
+      <w:r>
+        <w:rPr>
+          <w:b/>
+          <w:bCs/>
+          <w:sz w:val="20"/>
+        </w:rPr>
+        <w:drawing>
+          <wp:inline distT="0" distB="0" distL="0" distR="0" wp14:anchorId="5EE76620" wp14:editId="1CB84393">
+            <wp:extent cx="5943600" cy="3314065"/>
+            <wp:effectExtent l="0" t="0" r="0" b="635"/>
+            <wp:docPr id="1490778406" name="Picture 1"/>
+            <wp:cNvGraphicFramePr>
+              <a:graphicFrameLocks xmlns:a="http://schemas.openxmlformats.org/drawingml/2006/main" noChangeAspect="1"/>
+            </wp:cNvGraphicFramePr>
+            <a:graphic xmlns:a="http://schemas.openxmlformats.org/drawingml/2006/main">
+              <a:graphicData uri="http://schemas.openxmlformats.org/drawingml/2006/picture">
+                <pic:pic xmlns:pic="http://schemas.openxmlformats.org/drawingml/2006/picture">
+                  <pic:nvPicPr>
+                    <pic:cNvPr id="1490778406" name=""/>
+                    <pic:cNvPicPr/>
+                  </pic:nvPicPr>
+                  <pic:blipFill>
+                    <a:blip r:embed="rId8"/>
+                    <a:stretch>
+                      <a:fillRect/>
+                    </a:stretch>
+                  </pic:blipFill>
+                  <pic:spPr>
+                    <a:xfrm>
+                      <a:off x="0" y="0"/>
+                      <a:ext cx="5943600" cy="3314065"/>
+                    </a:xfrm>
+                    <a:prstGeom prst="rect">
+                      <a:avLst/>
+                    </a:prstGeom>
+                  </pic:spPr>
+                </pic:pic>
+              </a:graphicData>
+            </a:graphic>
+          </wp:inline>
+        </w:drawing>
+      </w:r>
+    </w:p>
+    <w:p>
+      <w:pPr>
+        <w:pStyle w:val="BodyText"/>
+        <w:spacing w:line="276" w:lineRule="auto"/>
+        <w:ind w:right="-29"/>
+        <w:rPr>
+          <w:b/>
+          <w:bCs/>
+          <w:sz w:val="20"/>
+        </w:rPr>
+      </w:pPr>
+      <w:r>
+        <w:rPr>
+          <w:b/>
+          <w:bCs/>
+          <w:sz w:val="20"/>
+        </w:rPr>
+        <w:lastRenderedPageBreak/>
+        <w:drawing>
+          <wp:inline distT="0" distB="0" distL="0" distR="0" wp14:anchorId="049CD871" wp14:editId="5229D34D">
+            <wp:extent cx="5943600" cy="1682750"/>
+            <wp:effectExtent l="0" t="0" r="0" b="0"/>
+            <wp:docPr id="1554850058" name="Picture 1"/>
+            <wp:cNvGraphicFramePr>
+              <a:graphicFrameLocks xmlns:a="http://schemas.openxmlformats.org/drawingml/2006/main" noChangeAspect="1"/>
+            </wp:cNvGraphicFramePr>
+            <a:graphic xmlns:a="http://schemas.openxmlformats.org/drawingml/2006/main">
+              <a:graphicData uri="http://schemas.openxmlformats.org/drawingml/2006/picture">
+                <pic:pic xmlns:pic="http://schemas.openxmlformats.org/drawingml/2006/picture">
+                  <pic:nvPicPr>
+                    <pic:cNvPr id="1554850058" name=""/>
+                    <pic:cNvPicPr/>
+                  </pic:nvPicPr>
+                  <pic:blipFill>
+                    <a:blip r:embed="rId9"/>
+                    <a:stretch>
+                      <a:fillRect/>
+                    </a:stretch>
+                  </pic:blipFill>
+                  <pic:spPr>
+                    <a:xfrm>
+                      <a:off x="0" y="0"/>
+                      <a:ext cx="5943600" cy="1682750"/>
+                    </a:xfrm>
+                    <a:prstGeom prst="rect">
+                      <a:avLst/>
+                    </a:prstGeom>
+                  </pic:spPr>
+                </pic:pic>
+              </a:graphicData>
+            </a:graphic>
+          </wp:inline>
+        </w:drawing>
+      </w:r>
+    </w:p>
+    <w:p>
+      <w:pPr>
+        <w:pStyle w:val="BodyText"/>
+        <w:spacing w:line="276" w:lineRule="auto"/>
+        <w:ind w:right="-29"/>
+        <w:rPr>
+          <w:b/>
+          <w:bCs/>
+          <w:sz w:val="20"/>
+        </w:rPr>
+      </w:pPr>
     </w:p>
     <w:p>
       <w:pPr>
@@ -3933,6 +4384,7 @@
   <w:style w:type="character" w:default="1" w:styleId="DefaultParagraphFont">
     <w:name w:val="Default Paragraph Font"/>
     <w:uiPriority w:val="1"/>
+    <w:semiHidden/>
     <w:unhideWhenUsed/>
   </w:style>
   <w:style w:type="table" w:default="1" w:styleId="TableNormal">
